--- a/assets/resumes/ja/projects/楊_天楽（Yo_Tenra）_職務経歴書.docx
+++ b/assets/resumes/ja/projects/楊_天楽（Yo_Tenra）_職務経歴書.docx
@@ -231,7 +231,7 @@
       </w:pPr>
       <w:r>
         <w:rPr/>
-        <w:t>企業情報の抽出と品質改善に参加。S3上の、顧客に直接提供される本番データを扱い、データ生成パイプラインを改善しています。3か月、約320時間で190件のPRを作成し、マージまで進めました。</w:t>
+        <w:t>企業情報の抽出と品質改善に参加。顧客に直接提供される本番データを扱い、データ生成パイプラインを改善しています。3か月、約320時間で190件のPRを作成し、マージまで進めました。</w:t>
       </w:r>
     </w:p>
     <w:p>
@@ -438,7 +438,7 @@
     <w:p>
       <w:r>
         <w:rPr/>
-        <w:t>AI支援開発でPython、SQL、Gitを使用しています。コードの一部を読み、処理を確認して局所的に修正し、要件の定義、方針の比較、業務上の妥当性の確認、検証と改善を担当しています。入社は2027年10月を希望し、2028年4月も可能です。</w:t>
+        <w:t>AI支援開発でPython、SQL、Gitを使用しています。コードの一部を読み、処理を確認して局所的に修正し、要件の定義、方針の比較、業務上の妥当性の確認、検証と改善を担当しています。</w:t>
       </w:r>
     </w:p>
     <w:p>

--- a/assets/resumes/ja/projects/楊_天楽（Yo_Tenra）_職務経歴書.docx
+++ b/assets/resumes/ja/projects/楊_天楽（Yo_Tenra）_職務経歴書.docx
@@ -23,7 +23,7 @@
     <w:p>
       <w:r>
         <w:rPr/>
-        <w:t>関西大学大学院 修士課程｜AIを活用した開発・プロダクトづくり</w:t>
+        <w:t>関西大学大学院 修士課程｜AIを活用したツール開発・プロダクトづくり</w:t>
       </w:r>
     </w:p>
     <w:p>
@@ -58,19 +58,19 @@
       </w:pPr>
       <w:r>
         <w:rPr/>
-        <w:t>繰り返す作業を、使い続けられるツールに</w:t>
+        <w:t>繰り返す作業を、次に使えるツールへ</w:t>
       </w:r>
     </w:p>
     <w:p>
       <w:r>
         <w:rPr/>
-        <w:t>まず記録を整理し、繰り返す作業をツールにすることが好きです。研究で扱うニュース、手持ちの衣服、食事の記録も、そこから始まりました。ニーズを見つけ、使える形を考え、プロトタイプをつくり、利用後の反応から改善する仕事に、さらに関わりたいと考えています。</w:t>
+        <w:t>研究で扱うニュースを整理する。手持ちの衣服を組み合わせる。食事を記録する。こうした身近な作業を、次から進めやすくすることが好きです。必要な機能を考えてプロトタイプをつくり、使ったときの反応を確かめながら改善する仕事に、さらに関わりたいと考えています。</w:t>
       </w:r>
     </w:p>
     <w:p>
       <w:r>
         <w:rPr/>
-        <w:t>旅行会社での業務要件整理や開発チームとの調整、ゲーム関連サービスの運営を経て、現在は企業データの品質改善に取り組んでいます。開発にはAIを多く活用し、私自身は課題を明確にし、提案が業務に合うかを判断し、検証と修正を進めています。</w:t>
+        <w:t>旅行会社では業務の要望を整理して開発チームと調整し、ゲーム関連サービスの運営も経験しました。現在はBaseconnectで企業データの品質改善に取り組んでいます。開発ではAIに調査や実装を依頼し、私は課題を明確にして方針が業務に合うかを判断し、検証と修正を進めています。</w:t>
       </w:r>
     </w:p>
     <w:p>
@@ -113,7 +113,7 @@
     <w:p>
       <w:r>
         <w:rPr/>
-        <w:t>ニュースに登場する企業の提携関係を、ネットワーク分析用のデータ・行列に整理するWebツールです。ファイルのアップロード、条件設定、処理、ダウンロードを一つの流れにしました。ローカルの名称辞書と過去の結果を再利用し、未解決の名称だけをモデルに判断させます。要件整理からデプロイまで一通り担当した初めての開発プロジェクトで、GeminiとChatGPTから設計やコードの提案を受け、自分で統合・デプロイしました。</w:t>
+        <w:t>研究用のニュースから企業名や提携関係を整理し、ネットワーク分析に使うデータ・行列を出力するWebツールです。アップロード、条件設定、処理、ダウンロードを一つの流れにまとめました。ローカルの名称辞書や過去の照合結果を先に使い、未解決の部分だけにモデルを利用します。要件整理からデプロイまで取り組んだ初めての開発プロジェクトで、GeminiとChatGPTの設計・コード案を基に、自分で統合してデプロイしました。</w:t>
       </w:r>
     </w:p>
     <w:p>
@@ -144,7 +144,7 @@
     <w:p>
       <w:r>
         <w:rPr/>
-        <w:t>依存関係の一覧を、指標を切り替えて探索できるネットワーク図にしています。ランキング、ノード、説明を連動させ、多くのパッケージから直接依存されるものと、異なる部分をつなぐものを比較します。デモではPyPIの709ノード、Goの591ノードからなるサンプルを扱っています。</w:t>
+        <w:t>OSSの依存関係をネットワーク図で表示し、指標を切り替えて構造を調べる研究です。ノード、ランキング、説明を連動させ、多くのパッケージから直接依存されるものや、ネットワークの異なる部分をつなぐものを比較できるようにしました。公開デモには、PyPIの709ノードとGoの591ノードからなるサンプルを使っています。</w:t>
       </w:r>
     </w:p>
     <w:p>
@@ -165,7 +165,7 @@
       </w:r>
       <w:r>
         <w:rPr/>
-        <w:t>：7種類のAWS認定試験に対応。試験に応じた日中英の問題集、3言語の画面、模試のスコア予測、間違えた問題の復習、用語解説、AIへの質問用コピーを備えています。</w:t>
+        <w:t>：複数のAWS認定試験向けの学習アプリ。試験に応じた日中英の問題集と3言語の画面を備え、模試のスコア予測、間違えた問題の復習、用語解説、AIに質問するためのコピー機能を利用できます。</w:t>
       </w:r>
     </w:p>
     <w:p>
@@ -177,7 +177,7 @@
       </w:r>
       <w:r>
         <w:rPr/>
-        <w:t>：食事と体重の変化から消費量を推定し、減量目標に合わせた1日の摂取目標を計算します。身体サイズも記録できます。</w:t>
+        <w:t>：食事や体重、身体サイズを記録するアプリ。摂取量と体重の変化から消費量を推定し、減量目標に合わせて1日の摂取目標を計算できます。</w:t>
       </w:r>
     </w:p>
     <w:p>
@@ -189,18 +189,19 @@
       </w:r>
       <w:r>
         <w:rPr/>
-        <w:t>：衣服、収納場所、着用履歴、コーディネートを結び付け、1回当たりの費用や、まだ着ていないアイテムを確認できます。</w:t>
+        <w:t>：衣服、収納場所、着用履歴、コーディネートをまとめて管理するアプリ。1回の着用にかかる費用や、まだ着ていないアイテムを確認できます。</w:t>
       </w:r>
     </w:p>
     <w:p>
       <w:r>
         <w:rPr/>
-        <w:t>いずれも自分の日常のニーズから要件を考え、AIの支援で実装し、使いながら改善しています。</w:t>
+        <w:t>自分の日常で必要になった機能を整理し、AIの支援で実装しました。いずれも自分で使い、改善を続けています。</w:t>
       </w:r>
     </w:p>
     <w:p>
       <w:pPr>
         <w:pStyle w:val="Heading1"/>
+        <w:pageBreakBefore/>
       </w:pPr>
       <w:r>
         <w:rPr/>
@@ -231,7 +232,7 @@
       </w:pPr>
       <w:r>
         <w:rPr/>
-        <w:t>企業情報の抽出と品質改善に参加。顧客に直接提供される本番データを扱い、データ生成パイプラインを改善しています。3か月、約320時間で190件のPRを作成し、マージまで進めました。</w:t>
+        <w:t>顧客に直接提供する企業情報データの抽出・品質改善に取り組み、データ生成パイプラインを修正。3か月間、約320時間の業務で作成した190件のPRが、同僚のレビューを経てマージされました。</w:t>
       </w:r>
     </w:p>
     <w:p>
@@ -240,7 +241,7 @@
       </w:pPr>
       <w:r>
         <w:rPr/>
-        <w:t>繰り返し発生するデータの誤りを、再利用できるtransformで修正。同じ方針を対応する本番パイプラインの修正PRにも反映し、再発を減らしています。dry-runとバックアップを経て、私が本番で実行し、実行後の確認を行いました。上記3か月の後半1.5か月、約180時間で38件のタスクを解決しました。</w:t>
+        <w:t>繰り返し発生する誤りの修正を再利用できる処理（transform）にまとめ、発生源である本番パイプラインにも修正PRを提出。同類の問題が起きた際は、既存の処理を使えるか、修正が必要かを判断しています。dry-runで変更内容を確認し、バックアップを取ってから、本番での実行と結果確認を担当。この3か月に含まれる後半1.5か月、約180時間で38件の修正タスクを解決しました。</w:t>
       </w:r>
     </w:p>
     <w:p>
@@ -249,7 +250,7 @@
       </w:pPr>
       <w:r>
         <w:rPr/>
-        <w:t>課題と目標を定め、Claudeの調査・実装案を業務要件とリスクから判断。受け入れ基準、検証結果、作業記録を残し、異なるAIセッションで作業を続けられる自分用のダッシュボードをつくりました。</w:t>
+        <w:t>Claudeに調査や実装を依頼し、課題と目標の定義、業務要件に照らした判断、リスク確認、検証を担当。受け入れ基準、検証結果、作業記録を保存するデータベース付きの個人用ダッシュボードもAI支援で開発し、AIとの会話が変わっても作業を続けられるようにしています。</w:t>
       </w:r>
     </w:p>
     <w:p>
@@ -258,7 +259,7 @@
       </w:pPr>
       <w:r>
         <w:rPr/>
-        <w:t>取り組みの中で、特定のデータ項目の精度が40％台から85％に、データカバー率が30％台から75％に改善しました（本人の業務記録、2026年10月）。</w:t>
+        <w:t>2026年6月初旬～9月初旬の業務記録では、企業の部門・組織情報のうち、担当した一つのデータ項目で、抽出精度が40％台から85％、カバー率が30％台から75％に改善しました。精度は「正しく抽出した件数／抽出総件数」、カバー率は「抽出総件数／正解データ件数」で確認しています。</w:t>
       </w:r>
     </w:p>
     <w:p>
@@ -282,7 +283,7 @@
     <w:p>
       <w:r>
         <w:rPr/>
-        <w:t>ソフトウェア開発、数学などの実習で質問対応を行っています。学生サービスステーションではハードウェア・ソフトウェアの相談に対応し、問題を記録して、必要に応じて技術担当者へ引き継いでいます。</w:t>
+        <w:t>ソフトウェア開発や数学などの実習で、学生の質問を受け、課題の進め方やツールの操作を説明しています。学生サービスステーションではハードウェア・ソフトウェアの相談にも対応し、状況を記録したうえで、必要に応じて技術担当者へ引き継いでいます。</w:t>
       </w:r>
     </w:p>
     <w:p>
@@ -309,7 +310,7 @@
       </w:pPr>
       <w:r>
         <w:rPr/>
-        <w:t>中国語圏のゲームプレイヤー向けに、ショート動画・攻略コンテンツを制作。ゲームに関する相談、支払いサポート、ゲーム内アイテム・通貨の取引サービスを提供。</w:t>
+        <w:t>中国語圏のゲームプレイヤー向けにサービスを創業・運営し、韓国ウォンでの支払い・ゲーム内購入の代行、ゲーム内取引の保証、新規プレイヤー向けの有料相談を直接担当。取引保証は手数料制、相談は分単位の料金制で提供し、ショート動画や攻略コンテンツの制作にも取り組みました。</w:t>
       </w:r>
     </w:p>
     <w:p>
@@ -318,7 +319,7 @@
       </w:pPr>
       <w:r>
         <w:rPr/>
-        <w:t>累計2,000名以上の顧客にサービスを提供（重複を除く）。動画の累計再生数は約50万回。</w:t>
+        <w:t>経営期間を通じた顧客数は、サービス全体で重複を除いて2,000名以上。動画の累計再生数は約50万回です。</w:t>
       </w:r>
     </w:p>
     <w:p>
@@ -327,7 +328,7 @@
       </w:pPr>
       <w:r>
         <w:rPr/>
-        <w:t>ピーク時に約3名のインターンが参加する体制でサービスを運営。</w:t>
+        <w:t>ピーク時には約3名のインターンと業務を分担し、サービスを運営しました。</w:t>
       </w:r>
     </w:p>
     <w:p>
@@ -336,18 +337,39 @@
       </w:pPr>
       <w:r>
         <w:rPr/>
-        <w:t>韓国語を読めない中国語圏のプレイヤー向けに、イベントのルール、アイテム獲得の期待値、必要な費用を整理。同じゲーム内効果を得るための支出を抑える攻略・購入案を提示。攻略画像の制作に参加し、当時は攻略サイトも制作。PDF・文章・動画で攻略情報を配信。</w:t>
+        <w:t>韓国語を読めない中国語圏の利用者に、イベントのルール、アイテム獲得の期待値、必要な費用を整理して説明。同じゲーム内効果をより少ない支出で得る攻略・購入案を提案しました。攻略画像の制作に参加し、当時は攻略サイトも制作。PDF・文章・動画で情報を配信しました。</w:t>
       </w:r>
     </w:p>
     <w:p>
       <w:r>
         <w:rPr/>
-        <w:t>顧客からの累計受取額は約1,500万元（人民元、支払い代行分の元金を含む）。ギフトカード購入費・チャージの実行原価を控除した累計粗利益は300万元超（人件費・その他の運営費控除前）、累計純利益は約250万元と推定しています。</w:t>
+        <w:t>顧客からの累計受取額は約3.5億円相当（約1,500万人民元）で、支払い代行の元金を含みます。累計粗利益は300万人民元超（参考：300万人民元は約7,100万円相当）です。粗利益は、ギフトカード購入費およびチャージ実行にかかる原価を差し引いた後、人件費・その他の運営費を差し引く前の金額です。累計純利益は約5,900万円相当（約250万人民元）と推定しています。</w:t>
+      </w:r>
+    </w:p>
+    <w:p>
+      <w:r>
+        <w:rPr/>
+        <w:t>円換算は、</w:t>
+      </w:r>
+      <w:hyperlink r:id="rId13">
+        <w:r>
+          <w:rPr>
+            <w:rStyle w:val="Hyperlink"/>
+            <w:color w:val="0563C1"/>
+            <w:u w:val="single"/>
+          </w:rPr>
+          <w:t>中国人民銀行の2026年10月15日公表値</w:t>
+        </w:r>
+      </w:hyperlink>
+      <w:r>
+        <w:rPr/>
+        <w:t>（中国外貨取引センターが算出した基準値、1人民元＝約23.5449円）による概算です。公表値は2026年10月16日に確認しました。経営当時の実際の換金額や適用レートを示すものではありません。</w:t>
       </w:r>
     </w:p>
     <w:p>
       <w:pPr>
         <w:pStyle w:val="Heading2"/>
+        <w:pageBreakBefore/>
       </w:pPr>
       <w:r>
         <w:rPr/>
@@ -369,7 +391,7 @@
       </w:pPr>
       <w:r>
         <w:rPr/>
-        <w:t>CEOの直接補佐として業務要件の整理と開発推進を担当。ホテル料金調整の実務を観察し、約5〜10名の開発メンバーと実現可能性・難易度を確認。業務側と開発側が合意できる画面案をまとめ、デモと要件文書を作成。</w:t>
+        <w:t>CEO直属のアシスタントとして、業務要件の整理と開発チームとの調整を担当。ホテル料金調整の実際の操作を観察し、約5〜10名の開発メンバーと実現可能性や難易度を確認しました。業務側と開発側で画面案を調整し、合意した内容をデモと要件文書にまとめました。</w:t>
       </w:r>
     </w:p>
     <w:p>
@@ -378,7 +400,7 @@
       </w:pPr>
       <w:r>
         <w:rPr/>
-        <w:t>ガントチャートを活用し、タスクの依存関係、工数・コスト、担当者の稼働可能時間を踏まえて進捗を管理。進行上の課題を整理し、同じ業務目的を満たす代替案を比較・調整。</w:t>
+        <w:t>ガントチャートを使い、タスクの依存関係、工数・コスト、担当者の稼働可能時間を確認しながら進捗を管理。課題が生じた際は、同じ業務目的を満たす代替案を比較し、関係者と調整しました。</w:t>
       </w:r>
     </w:p>
     <w:p>
@@ -387,7 +409,7 @@
       </w:pPr>
       <w:r>
         <w:rPr/>
-        <w:t>仕入先・販売チャネルと連携する料金調整システムに加え、旅行商品の販売・流通システム、社内の財務管理・賞与計算システムの要件整理に参加。</w:t>
+        <w:t>仕入先・販売チャネルと連携する料金調整、旅行商品の販売・流通、社内の財務管理・賞与計算の要件整理に参加。ホテルの請求書情報を取り込む機能では、費用・工期・精度を踏まえ、一次照合の後に財務担当者が確認して登録する方式に調整し、業務への導入につなげました。技術実装は開発チームが担当しました。</w:t>
       </w:r>
     </w:p>
     <w:p>
@@ -438,11 +460,11 @@
     <w:p>
       <w:r>
         <w:rPr/>
-        <w:t>AI支援開発でPython、SQL、Gitを使用しています。コードの一部を読み、処理を確認して局所的に修正し、要件の定義、方針の比較、業務上の妥当性の確認、検証と改善を担当しています。</w:t>
+        <w:t>Python、SQL、GitをAI支援開発で使っています。コードの一部を読み、処理の確認や局所的な修正を行います。実装にはClaudeなどを多く活用し、私は要件の定義、方針の比較、業務に合うかの判断、検証の設計と改善を担当しています。</w:t>
       </w:r>
     </w:p>
     <w:p>
-      <w:hyperlink r:id="rId13">
+      <w:hyperlink r:id="rId14">
         <w:r>
           <w:rPr>
             <w:rStyle w:val="Hyperlink"/>
@@ -456,7 +478,7 @@
         <w:rPr/>
         <w:t xml:space="preserve"> · </w:t>
       </w:r>
-      <w:hyperlink r:id="rId14">
+      <w:hyperlink r:id="rId15">
         <w:r>
           <w:rPr>
             <w:rStyle w:val="Hyperlink"/>
@@ -468,7 +490,7 @@
       </w:hyperlink>
     </w:p>
     <w:sectPr>
-      <w:footerReference w:type="default" r:id="rId15"/>
+      <w:footerReference w:type="default" r:id="rId16"/>
       <w:pgSz w:w="11906" w:h="16838"/>
       <w:pgMar w:top="1020" w:right="1134" w:bottom="1020" w:left="1134" w:header="720" w:footer="510" w:gutter="0"/>
       <w:cols w:space="720"/>

--- a/assets/resumes/ja/projects/楊_天楽（Yo_Tenra）_職務経歴書.docx
+++ b/assets/resumes/ja/projects/楊_天楽（Yo_Tenra）_職務経歴書.docx
@@ -349,7 +349,7 @@
     <w:p>
       <w:r>
         <w:rPr/>
-        <w:t>円換算は、</w:t>
+        <w:t>円換算額は、人民元での経営実績を比較しやすくするため、</w:t>
       </w:r>
       <w:hyperlink r:id="rId13">
         <w:r>
@@ -363,7 +363,7 @@
       </w:hyperlink>
       <w:r>
         <w:rPr/>
-        <w:t>（中国外貨取引センターが算出した基準値、1人民元＝約23.5449円）による概算です。公表値は2026年10月16日に確認しました。経営当時の実際の換金額や適用レートを示すものではありません。</w:t>
+        <w:t>（中国外貨取引センターが算出した基準値、1人民元＝約23.5449円）で概算した参考値です。公表値は2026年10月16日に確認しました。</w:t>
       </w:r>
     </w:p>
     <w:p>
